--- a/doc/中期检查报告.docx
+++ b/doc/中期检查报告.docx
@@ -595,36 +595,140 @@
               </w:numPr>
               <w:ind w:firstLineChars="0"/>
               <w:rPr>
-                <w:rFonts w:ascii="仿宋" w:eastAsia="仿宋" w:hAnsi="仿宋" w:hint="eastAsia"/>
-              </w:rPr>
-            </w:pPr>
-            <w:r>
-              <w:rPr>
-                <w:rFonts w:ascii="仿宋" w:eastAsia="仿宋" w:hAnsi="仿宋" w:hint="eastAsia"/>
-              </w:rPr>
-              <w:t>更好可更改的时间轴UI，现在虽然已经实现了基本显示，但是是基于富文本单脚本显示，难以拓展，需要重构成</w:t>
-            </w:r>
-          </w:p>
-          <w:p>
-            <w:pPr>
-              <w:rPr>
-                <w:rFonts w:ascii="仿宋" w:eastAsia="仿宋" w:hAnsi="仿宋" w:hint="eastAsia"/>
-              </w:rPr>
-            </w:pPr>
-          </w:p>
-          <w:p>
-            <w:pPr>
-              <w:rPr>
-                <w:rFonts w:ascii="仿宋" w:eastAsia="仿宋" w:hAnsi="仿宋" w:hint="eastAsia"/>
-              </w:rPr>
-            </w:pPr>
-          </w:p>
-          <w:p>
-            <w:pPr>
-              <w:rPr>
-                <w:rFonts w:ascii="仿宋" w:eastAsia="仿宋" w:hAnsi="仿宋" w:hint="eastAsia"/>
-              </w:rPr>
-            </w:pPr>
+                <w:rFonts w:ascii="仿宋" w:eastAsia="仿宋" w:hAnsi="仿宋"/>
+              </w:rPr>
+            </w:pPr>
+            <w:r>
+              <w:rPr>
+                <w:rFonts w:ascii="仿宋" w:eastAsia="仿宋" w:hAnsi="仿宋" w:hint="eastAsia"/>
+              </w:rPr>
+              <w:t>实现幻影和玩家在Y轴的移动，编写相应的状态脚本和特殊地图控件脚本，以及行为合法性的判断逻辑</w:t>
+            </w:r>
+          </w:p>
+          <w:p>
+            <w:pPr>
+              <w:pStyle w:val="ad"/>
+              <w:numPr>
+                <w:ilvl w:val="0"/>
+                <w:numId w:val="4"/>
+              </w:numPr>
+              <w:ind w:firstLineChars="0"/>
+              <w:rPr>
+                <w:rFonts w:ascii="仿宋" w:eastAsia="仿宋" w:hAnsi="仿宋"/>
+              </w:rPr>
+            </w:pPr>
+            <w:r>
+              <w:rPr>
+                <w:rFonts w:ascii="仿宋" w:eastAsia="仿宋" w:hAnsi="仿宋" w:hint="eastAsia"/>
+              </w:rPr>
+              <w:t>实现游戏中的</w:t>
+            </w:r>
+            <w:r>
+              <w:rPr>
+                <w:rFonts w:ascii="仿宋" w:eastAsia="仿宋" w:hAnsi="仿宋" w:hint="eastAsia"/>
+              </w:rPr>
+              <w:t>下一关，跳关，</w:t>
+            </w:r>
+            <w:r>
+              <w:rPr>
+                <w:rFonts w:ascii="仿宋" w:eastAsia="仿宋" w:hAnsi="仿宋" w:hint="eastAsia"/>
+              </w:rPr>
+              <w:t>选关器</w:t>
+            </w:r>
+            <w:r>
+              <w:rPr>
+                <w:rFonts w:ascii="仿宋" w:eastAsia="仿宋" w:hAnsi="仿宋" w:hint="eastAsia"/>
+              </w:rPr>
+              <w:t>等关卡管理的逻辑</w:t>
+            </w:r>
+          </w:p>
+          <w:p>
+            <w:pPr>
+              <w:pStyle w:val="ad"/>
+              <w:numPr>
+                <w:ilvl w:val="0"/>
+                <w:numId w:val="4"/>
+              </w:numPr>
+              <w:ind w:firstLineChars="0"/>
+              <w:rPr>
+                <w:rFonts w:ascii="仿宋" w:eastAsia="仿宋" w:hAnsi="仿宋"/>
+              </w:rPr>
+            </w:pPr>
+            <w:r>
+              <w:rPr>
+                <w:rFonts w:ascii="仿宋" w:eastAsia="仿宋" w:hAnsi="仿宋" w:hint="eastAsia"/>
+              </w:rPr>
+              <w:t>至少构思并搭建出4关</w:t>
+            </w:r>
+          </w:p>
+          <w:p>
+            <w:pPr>
+              <w:pStyle w:val="ad"/>
+              <w:numPr>
+                <w:ilvl w:val="0"/>
+                <w:numId w:val="4"/>
+              </w:numPr>
+              <w:ind w:firstLineChars="0"/>
+              <w:rPr>
+                <w:rFonts w:ascii="仿宋" w:eastAsia="仿宋" w:hAnsi="仿宋"/>
+              </w:rPr>
+            </w:pPr>
+            <w:r>
+              <w:rPr>
+                <w:rFonts w:ascii="仿宋" w:eastAsia="仿宋" w:hAnsi="仿宋" w:hint="eastAsia"/>
+              </w:rPr>
+              <w:t>更好可更改的时间轴UI，现在虽然已经实现了基于富文本单脚本显示，难以拓展，需要后期重构成更有艺术价值</w:t>
+            </w:r>
+            <w:r>
+              <w:rPr>
+                <w:rFonts w:ascii="仿宋" w:eastAsia="仿宋" w:hAnsi="仿宋" w:hint="eastAsia"/>
+              </w:rPr>
+              <w:t>且自定义强</w:t>
+            </w:r>
+            <w:r>
+              <w:rPr>
+                <w:rFonts w:ascii="仿宋" w:eastAsia="仿宋" w:hAnsi="仿宋" w:hint="eastAsia"/>
+              </w:rPr>
+              <w:t>的UI</w:t>
+            </w:r>
+          </w:p>
+          <w:p>
+            <w:pPr>
+              <w:pStyle w:val="ad"/>
+              <w:numPr>
+                <w:ilvl w:val="0"/>
+                <w:numId w:val="4"/>
+              </w:numPr>
+              <w:ind w:firstLineChars="0"/>
+              <w:rPr>
+                <w:rFonts w:ascii="仿宋" w:eastAsia="仿宋" w:hAnsi="仿宋"/>
+              </w:rPr>
+            </w:pPr>
+            <w:r>
+              <w:rPr>
+                <w:rFonts w:ascii="仿宋" w:eastAsia="仿宋" w:hAnsi="仿宋" w:hint="eastAsia"/>
+              </w:rPr>
+              <w:t>构思出更具游玩乐趣的地图元素（比如传送门，影响地图的可破坏箱子等）</w:t>
+            </w:r>
+          </w:p>
+          <w:p>
+            <w:pPr>
+              <w:pStyle w:val="ad"/>
+              <w:numPr>
+                <w:ilvl w:val="0"/>
+                <w:numId w:val="4"/>
+              </w:numPr>
+              <w:ind w:firstLineChars="0"/>
+              <w:rPr>
+                <w:rFonts w:ascii="仿宋" w:eastAsia="仿宋" w:hAnsi="仿宋" w:hint="eastAsia"/>
+              </w:rPr>
+            </w:pPr>
+            <w:r>
+              <w:rPr>
+                <w:rFonts w:ascii="仿宋" w:eastAsia="仿宋" w:hAnsi="仿宋" w:hint="eastAsia"/>
+              </w:rPr>
+              <w:t>利用Godot的着色器2DShader实现更好的视觉效果（死亡溶解，破坏电视后的粒子崩坏效果等等等…）</w:t>
+            </w:r>
           </w:p>
         </w:tc>
       </w:tr>
@@ -673,101 +777,132 @@
               <w:rPr>
                 <w:rFonts w:ascii="仿宋" w:eastAsia="仿宋" w:hAnsi="仿宋" w:hint="eastAsia"/>
                 <w:color w:val="000000"/>
-                <w:bdr w:val="single" w:sz="4" w:space="0" w:color="auto"/>
-              </w:rPr>
-            </w:pPr>
-          </w:p>
-          <w:p>
-            <w:pPr>
-              <w:ind w:firstLineChars="200" w:firstLine="420"/>
-              <w:rPr>
-                <w:rFonts w:ascii="仿宋" w:eastAsia="仿宋" w:hAnsi="仿宋" w:hint="eastAsia"/>
-                <w:color w:val="000000"/>
-                <w:bdr w:val="single" w:sz="4" w:space="0" w:color="auto"/>
-              </w:rPr>
-            </w:pPr>
-          </w:p>
-          <w:p>
-            <w:pPr>
-              <w:ind w:firstLineChars="200" w:firstLine="420"/>
-              <w:rPr>
-                <w:rFonts w:ascii="仿宋" w:eastAsia="仿宋" w:hAnsi="仿宋" w:hint="eastAsia"/>
-                <w:color w:val="000000"/>
-                <w:bdr w:val="single" w:sz="4" w:space="0" w:color="auto"/>
-              </w:rPr>
-            </w:pPr>
-          </w:p>
-          <w:p>
-            <w:pPr>
-              <w:rPr>
-                <w:rFonts w:ascii="仿宋" w:eastAsia="仿宋" w:hAnsi="仿宋" w:hint="eastAsia"/>
-              </w:rPr>
-            </w:pPr>
+              </w:rPr>
+            </w:pPr>
+            <w:r>
+              <w:rPr>
+                <w:rFonts w:ascii="仿宋" w:eastAsia="仿宋" w:hAnsi="仿宋" w:hint="eastAsia"/>
+                <w:color w:val="000000"/>
+              </w:rPr>
+              <w:t>本项目已具雏形，已具备核心玩法的全部逻辑以及优秀的视觉效果，</w:t>
+            </w:r>
+            <w:r>
+              <w:rPr>
+                <w:rFonts w:ascii="仿宋" w:eastAsia="仿宋" w:hAnsi="仿宋" w:hint="eastAsia"/>
+                <w:color w:val="000000"/>
+              </w:rPr>
+              <w:t>并且都有</w:t>
+            </w:r>
+            <w:r>
+              <w:rPr>
+                <w:rFonts w:ascii="仿宋" w:eastAsia="仿宋" w:hAnsi="仿宋" w:hint="eastAsia"/>
+                <w:color w:val="000000"/>
+              </w:rPr>
+              <w:t>利用上选题报告中所需的数据结构知识，每一位组内成员都有不小的代码工作量，</w:t>
+            </w:r>
+            <w:r>
+              <w:rPr>
+                <w:rFonts w:ascii="仿宋" w:eastAsia="仿宋" w:hAnsi="仿宋" w:hint="eastAsia"/>
+                <w:color w:val="000000"/>
+              </w:rPr>
+              <w:t>该课程设计现在已经完美符合教学实施方案里的要求，</w:t>
+            </w:r>
+            <w:r>
+              <w:rPr>
+                <w:rFonts w:ascii="仿宋" w:eastAsia="仿宋" w:hAnsi="仿宋" w:hint="eastAsia"/>
+                <w:color w:val="000000"/>
+              </w:rPr>
+              <w:t>剩下的工作只需要缝缝补补和拓展玩法</w:t>
+            </w:r>
+            <w:r>
+              <w:rPr>
+                <w:rFonts w:ascii="仿宋" w:eastAsia="仿宋" w:hAnsi="仿宋" w:hint="eastAsia"/>
+                <w:color w:val="000000"/>
+              </w:rPr>
+              <w:t>，综上，我完全有信心认为该课程设计</w:t>
+            </w:r>
+            <w:r>
+              <w:rPr>
+                <w:rFonts w:ascii="仿宋" w:eastAsia="仿宋" w:hAnsi="仿宋" w:hint="eastAsia"/>
+                <w:color w:val="000000"/>
+              </w:rPr>
+              <w:t>满足“提前完成”的基本要求</w:t>
+            </w:r>
+            <w:r>
+              <w:rPr>
+                <w:rFonts w:ascii="仿宋" w:eastAsia="仿宋" w:hAnsi="仿宋" w:hint="eastAsia"/>
+                <w:color w:val="000000"/>
+              </w:rPr>
+              <w:t>。</w:t>
+            </w:r>
+          </w:p>
+          <w:p>
+            <w:pPr>
+              <w:rPr>
+                <w:rFonts w:ascii="仿宋" w:eastAsia="仿宋" w:hAnsi="仿宋" w:hint="eastAsia"/>
+              </w:rPr>
+            </w:pPr>
+            <w:r>
+              <w:rPr>
+                <w:rFonts w:ascii="Segoe UI Symbol" w:eastAsia="仿宋" w:hAnsi="Segoe UI Symbol" w:cs="Segoe UI Symbol"/>
+                <w:color w:val="000000"/>
+                <w:sz w:val="36"/>
+                <w:szCs w:val="44"/>
+              </w:rPr>
+              <w:t>☑</w:t>
+            </w:r>
             <w:r>
               <w:rPr>
                 <w:rFonts w:ascii="仿宋" w:eastAsia="仿宋" w:hAnsi="仿宋" w:cs="仿宋"/>
                 <w:color w:val="000000"/>
-                <w:bdr w:val="single" w:sz="4" w:space="0" w:color="auto"/>
+              </w:rPr>
+              <w:t xml:space="preserve"> </w:t>
+            </w:r>
+            <w:r>
+              <w:rPr>
+                <w:rFonts w:ascii="仿宋" w:eastAsia="仿宋" w:hAnsi="仿宋" w:cs="仿宋" w:hint="eastAsia"/>
+                <w:color w:val="000000"/>
+              </w:rPr>
+              <w:t>提前完成</w:t>
+            </w:r>
+            <w:r>
+              <w:rPr>
+                <w:rFonts w:ascii="仿宋" w:eastAsia="仿宋" w:hAnsi="仿宋" w:cs="仿宋"/>
+                <w:color w:val="000000"/>
               </w:rPr>
               <w:t xml:space="preserve">  </w:t>
             </w:r>
             <w:r>
               <w:rPr>
+                <w:rFonts w:ascii="Segoe UI Symbol" w:eastAsia="仿宋" w:hAnsi="Segoe UI Symbol" w:cs="Segoe UI Symbol"/>
+                <w:color w:val="000000"/>
+                <w:sz w:val="36"/>
+                <w:szCs w:val="44"/>
+              </w:rPr>
+              <w:t>☐</w:t>
+            </w:r>
+            <w:r>
+              <w:rPr>
+                <w:rFonts w:ascii="仿宋" w:eastAsia="仿宋" w:hAnsi="仿宋" w:cs="仿宋" w:hint="eastAsia"/>
+                <w:color w:val="000000"/>
+              </w:rPr>
+              <w:t>正常进行</w:t>
+            </w:r>
+            <w:r>
+              <w:rPr>
                 <w:rFonts w:ascii="仿宋" w:eastAsia="仿宋" w:hAnsi="仿宋" w:cs="仿宋"/>
                 <w:color w:val="000000"/>
               </w:rPr>
-              <w:t xml:space="preserve"> </w:t>
-            </w:r>
-            <w:r>
-              <w:rPr>
-                <w:rFonts w:ascii="仿宋" w:eastAsia="仿宋" w:hAnsi="仿宋" w:cs="仿宋" w:hint="eastAsia"/>
-                <w:color w:val="000000"/>
-              </w:rPr>
-              <w:t>提前完成</w:t>
-            </w:r>
-            <w:r>
-              <w:rPr>
-                <w:rFonts w:ascii="仿宋" w:eastAsia="仿宋" w:hAnsi="仿宋" w:cs="仿宋"/>
-                <w:color w:val="000000"/>
-              </w:rPr>
               <w:t xml:space="preserve">  </w:t>
             </w:r>
             <w:r>
               <w:rPr>
-                <w:rFonts w:ascii="仿宋" w:eastAsia="仿宋" w:hAnsi="仿宋" w:cs="仿宋"/>
-                <w:color w:val="000000"/>
-                <w:bdr w:val="single" w:sz="4" w:space="0" w:color="auto"/>
-              </w:rPr>
-              <w:t xml:space="preserve">  </w:t>
-            </w:r>
-            <w:r>
-              <w:rPr>
-                <w:rFonts w:ascii="仿宋" w:eastAsia="仿宋" w:hAnsi="仿宋" w:cs="仿宋"/>
-                <w:color w:val="000000"/>
-              </w:rPr>
-              <w:t xml:space="preserve"> </w:t>
-            </w:r>
-            <w:r>
-              <w:rPr>
-                <w:rFonts w:ascii="仿宋" w:eastAsia="仿宋" w:hAnsi="仿宋" w:cs="仿宋" w:hint="eastAsia"/>
-                <w:color w:val="000000"/>
-              </w:rPr>
-              <w:t>正常进行</w:t>
-            </w:r>
-            <w:r>
-              <w:rPr>
-                <w:rFonts w:ascii="仿宋" w:eastAsia="仿宋" w:hAnsi="仿宋" w:cs="仿宋"/>
-                <w:color w:val="000000"/>
-              </w:rPr>
-              <w:t xml:space="preserve">  </w:t>
-            </w:r>
-            <w:r>
-              <w:rPr>
-                <w:rFonts w:ascii="仿宋" w:eastAsia="仿宋" w:hAnsi="仿宋" w:cs="仿宋"/>
-                <w:color w:val="000000"/>
-                <w:bdr w:val="single" w:sz="4" w:space="0" w:color="auto"/>
-              </w:rPr>
-              <w:t xml:space="preserve">  </w:t>
+                <w:rFonts w:ascii="Segoe UI Symbol" w:eastAsia="仿宋" w:hAnsi="Segoe UI Symbol" w:cs="Segoe UI Symbol"/>
+                <w:color w:val="000000"/>
+                <w:sz w:val="36"/>
+                <w:szCs w:val="44"/>
+              </w:rPr>
+              <w:t>☐</w:t>
             </w:r>
             <w:r>
               <w:rPr>
@@ -1711,6 +1846,11 @@
             <w:pPr>
               <w:spacing w:line="240" w:lineRule="exact"/>
             </w:pPr>
+          </w:p>
+          <w:p>
+            <w:pPr>
+              <w:spacing w:line="240" w:lineRule="exact"/>
+            </w:pPr>
             <w:r>
               <w:rPr>
                 <w:rFonts w:hint="eastAsia"/>
@@ -2242,9 +2382,6 @@
                 <w:numId w:val="8"/>
               </w:numPr>
               <w:ind w:firstLineChars="0"/>
-              <w:rPr>
-                <w:rFonts w:hint="eastAsia"/>
-              </w:rPr>
             </w:pPr>
             <w:r>
               <w:rPr>
@@ -2409,6 +2546,15 @@
             <w:r>
               <w:br/>
             </w:r>
+          </w:p>
+          <w:p/>
+          <w:p/>
+          <w:p>
+            <w:pPr>
+              <w:rPr>
+                <w:rFonts w:hint="eastAsia"/>
+              </w:rPr>
+            </w:pPr>
           </w:p>
           <w:p>
             <w:pPr>
@@ -2418,9 +2564,6 @@
                 <w:numId w:val="8"/>
               </w:numPr>
               <w:ind w:firstLineChars="0"/>
-              <w:rPr>
-                <w:rFonts w:hint="eastAsia"/>
-              </w:rPr>
             </w:pPr>
             <w:r>
               <w:t>TimelineControler</w:t>
@@ -2492,7 +2635,31 @@
               <w:rPr>
                 <w:rFonts w:hint="eastAsia"/>
               </w:rPr>
-              <w:t>富文本展示语句，</w:t>
+              <w:t>特性使用</w:t>
+            </w:r>
+            <w:r>
+              <w:rPr>
+                <w:rFonts w:hint="eastAsia"/>
+              </w:rPr>
+              <w:t>富文本</w:t>
+            </w:r>
+            <w:r>
+              <w:rPr>
+                <w:rFonts w:hint="eastAsia"/>
+              </w:rPr>
+              <w:t>作为暂时的时间轴展示</w:t>
+            </w:r>
+            <w:r>
+              <w:rPr>
+                <w:rFonts w:hint="eastAsia"/>
+              </w:rPr>
+              <w:t>UI</w:t>
+            </w:r>
+            <w:r>
+              <w:rPr>
+                <w:rFonts w:hint="eastAsia"/>
+              </w:rPr>
+              <w:t>，</w:t>
             </w:r>
             <w:r>
               <w:rPr>
@@ -2558,28 +2725,185 @@
               <w:rPr>
                 <w:rFonts w:hint="eastAsia"/>
               </w:rPr>
-              <w:t>回</w:t>
-            </w:r>
-            <w:r>
-              <w:rPr>
-                <w:rFonts w:hint="eastAsia"/>
-              </w:rPr>
-              <w:lastRenderedPageBreak/>
-              <w:t>放、已经走了几步、下一步是什么”，从而</w:t>
-            </w:r>
-            <w:r>
-              <w:rPr>
-                <w:rFonts w:hint="eastAsia"/>
-              </w:rPr>
-              <w:t>思考解密步骤，</w:t>
-            </w:r>
-          </w:p>
-          <w:p>
-            <w:pPr>
-              <w:rPr>
-                <w:rFonts w:hint="eastAsia"/>
-              </w:rPr>
-            </w:pPr>
+              <w:t>回放、已经走了几步、下一步是什么”，从而</w:t>
+            </w:r>
+            <w:r>
+              <w:rPr>
+                <w:rFonts w:hint="eastAsia"/>
+              </w:rPr>
+              <w:t>方便</w:t>
+            </w:r>
+            <w:r>
+              <w:rPr>
+                <w:rFonts w:hint="eastAsia"/>
+              </w:rPr>
+              <w:t>思考解密步骤</w:t>
+            </w:r>
+          </w:p>
+          <w:p>
+            <w:pPr>
+              <w:rPr>
+                <w:rFonts w:hint="eastAsia"/>
+              </w:rPr>
+            </w:pPr>
+          </w:p>
+          <w:p>
+            <w:pPr>
+              <w:rPr>
+                <w:rFonts w:hint="eastAsia"/>
+                <w:b/>
+                <w:bCs/>
+              </w:rPr>
+            </w:pPr>
+            <w:r>
+              <w:rPr>
+                <w:rFonts w:hint="eastAsia"/>
+                <w:b/>
+                <w:bCs/>
+              </w:rPr>
+              <w:t>游戏美术</w:t>
+            </w:r>
+          </w:p>
+          <w:p>
+            <w:pPr>
+              <w:pStyle w:val="ad"/>
+              <w:numPr>
+                <w:ilvl w:val="0"/>
+                <w:numId w:val="9"/>
+              </w:numPr>
+              <w:ind w:firstLineChars="0"/>
+            </w:pPr>
+            <w:r>
+              <w:rPr>
+                <w:rFonts w:hint="eastAsia"/>
+              </w:rPr>
+              <w:t>决定游戏的主视觉以黑蓝白灰与像素科技感作为基础，该配色与江西师范大学人工智能学院相似，充分</w:t>
+            </w:r>
+            <w:r>
+              <w:rPr>
+                <w:rFonts w:hint="eastAsia"/>
+              </w:rPr>
+              <w:t>展现本</w:t>
+            </w:r>
+            <w:r>
+              <w:rPr>
+                <w:rFonts w:hint="eastAsia"/>
+              </w:rPr>
+              <w:t>学院的魅力与审美</w:t>
+            </w:r>
+            <w:r>
+              <w:rPr>
+                <w:rFonts w:hint="eastAsia"/>
+              </w:rPr>
+              <w:t>价值</w:t>
+            </w:r>
+          </w:p>
+          <w:p>
+            <w:pPr>
+              <w:pStyle w:val="ad"/>
+              <w:numPr>
+                <w:ilvl w:val="0"/>
+                <w:numId w:val="9"/>
+              </w:numPr>
+              <w:ind w:firstLineChars="0"/>
+            </w:pPr>
+            <w:r>
+              <w:rPr>
+                <w:rFonts w:hint="eastAsia"/>
+              </w:rPr>
+              <w:t>收集合适的角色动画素材</w:t>
+            </w:r>
+            <w:r>
+              <w:rPr>
+                <w:rFonts w:hint="eastAsia"/>
+              </w:rPr>
+              <w:t>配合各个状态</w:t>
+            </w:r>
+            <w:r>
+              <w:rPr>
+                <w:rFonts w:hint="eastAsia"/>
+              </w:rPr>
+              <w:t>，使得其完美符合主视觉，动画播放流畅，手感极佳，让玩家游玩欲望更上一层楼</w:t>
+            </w:r>
+          </w:p>
+          <w:p>
+            <w:pPr>
+              <w:pStyle w:val="ad"/>
+              <w:numPr>
+                <w:ilvl w:val="0"/>
+                <w:numId w:val="9"/>
+              </w:numPr>
+              <w:ind w:firstLineChars="0"/>
+              <w:rPr>
+                <w:rFonts w:hint="eastAsia"/>
+              </w:rPr>
+            </w:pPr>
+            <w:r>
+              <w:rPr>
+                <w:rFonts w:hint="eastAsia"/>
+              </w:rPr>
+              <w:t>收集合适的素材作为关卡</w:t>
+            </w:r>
+            <w:r>
+              <w:rPr>
+                <w:rFonts w:hint="eastAsia"/>
+              </w:rPr>
+              <w:t>Tilemap</w:t>
+            </w:r>
+            <w:r>
+              <w:rPr>
+                <w:rFonts w:hint="eastAsia"/>
+              </w:rPr>
+              <w:t>节点中的</w:t>
+            </w:r>
+            <w:r>
+              <w:rPr>
+                <w:rFonts w:hint="eastAsia"/>
+              </w:rPr>
+              <w:t>Tileset</w:t>
+            </w:r>
+            <w:r>
+              <w:rPr>
+                <w:rFonts w:hint="eastAsia"/>
+              </w:rPr>
+              <w:t>，地图瓦片清晰可见并具有一定的动效，在一众</w:t>
+            </w:r>
+            <w:r>
+              <w:rPr>
+                <w:rFonts w:hint="eastAsia"/>
+              </w:rPr>
+              <w:t>其它小组</w:t>
+            </w:r>
+            <w:r>
+              <w:rPr>
+                <w:rFonts w:hint="eastAsia"/>
+              </w:rPr>
+              <w:t>生成的</w:t>
+            </w:r>
+            <w:r>
+              <w:rPr>
+                <w:rFonts w:hint="eastAsia"/>
+              </w:rPr>
+              <w:t>AI</w:t>
+            </w:r>
+            <w:r>
+              <w:rPr>
+                <w:rFonts w:hint="eastAsia"/>
+              </w:rPr>
+              <w:t>垃圾中清新脱俗，同时方便了</w:t>
+            </w:r>
+            <w:r>
+              <w:rPr>
+                <w:rFonts w:hint="eastAsia"/>
+              </w:rPr>
+              <w:t>其它组员</w:t>
+            </w:r>
+            <w:r>
+              <w:rPr>
+                <w:rFonts w:hint="eastAsia"/>
+              </w:rPr>
+              <w:t>的开发</w:t>
+            </w:r>
           </w:p>
           <w:p>
             <w:pPr>
@@ -2608,126 +2932,6 @@
           </w:p>
           <w:p>
             <w:pPr>
-              <w:spacing w:line="240" w:lineRule="exact"/>
-            </w:pPr>
-          </w:p>
-          <w:p>
-            <w:pPr>
-              <w:spacing w:line="240" w:lineRule="exact"/>
-            </w:pPr>
-          </w:p>
-          <w:p>
-            <w:pPr>
-              <w:spacing w:line="240" w:lineRule="exact"/>
-            </w:pPr>
-          </w:p>
-          <w:p>
-            <w:pPr>
-              <w:spacing w:line="240" w:lineRule="exact"/>
-            </w:pPr>
-          </w:p>
-          <w:p>
-            <w:pPr>
-              <w:spacing w:line="240" w:lineRule="exact"/>
-            </w:pPr>
-          </w:p>
-          <w:p>
-            <w:pPr>
-              <w:spacing w:line="240" w:lineRule="exact"/>
-            </w:pPr>
-          </w:p>
-          <w:p>
-            <w:pPr>
-              <w:spacing w:line="240" w:lineRule="exact"/>
-            </w:pPr>
-          </w:p>
-          <w:p>
-            <w:pPr>
-              <w:spacing w:line="240" w:lineRule="exact"/>
-            </w:pPr>
-          </w:p>
-          <w:p>
-            <w:pPr>
-              <w:spacing w:line="240" w:lineRule="exact"/>
-            </w:pPr>
-          </w:p>
-          <w:p>
-            <w:pPr>
-              <w:spacing w:line="240" w:lineRule="exact"/>
-            </w:pPr>
-          </w:p>
-          <w:p>
-            <w:pPr>
-              <w:spacing w:line="240" w:lineRule="exact"/>
-            </w:pPr>
-          </w:p>
-          <w:p>
-            <w:pPr>
-              <w:spacing w:line="240" w:lineRule="exact"/>
-            </w:pPr>
-          </w:p>
-          <w:p>
-            <w:pPr>
-              <w:spacing w:line="240" w:lineRule="exact"/>
-            </w:pPr>
-          </w:p>
-          <w:p>
-            <w:pPr>
-              <w:spacing w:line="240" w:lineRule="exact"/>
-            </w:pPr>
-          </w:p>
-          <w:p>
-            <w:pPr>
-              <w:spacing w:line="240" w:lineRule="exact"/>
-            </w:pPr>
-          </w:p>
-          <w:p>
-            <w:pPr>
-              <w:spacing w:line="240" w:lineRule="exact"/>
-            </w:pPr>
-          </w:p>
-          <w:p>
-            <w:pPr>
-              <w:spacing w:line="240" w:lineRule="exact"/>
-            </w:pPr>
-          </w:p>
-          <w:p>
-            <w:pPr>
-              <w:spacing w:line="240" w:lineRule="exact"/>
-            </w:pPr>
-          </w:p>
-          <w:p>
-            <w:pPr>
-              <w:spacing w:line="240" w:lineRule="exact"/>
-            </w:pPr>
-          </w:p>
-          <w:p>
-            <w:pPr>
-              <w:spacing w:line="240" w:lineRule="exact"/>
-            </w:pPr>
-          </w:p>
-          <w:p>
-            <w:pPr>
-              <w:spacing w:line="240" w:lineRule="exact"/>
-            </w:pPr>
-          </w:p>
-          <w:p>
-            <w:pPr>
-              <w:spacing w:line="240" w:lineRule="exact"/>
-            </w:pPr>
-          </w:p>
-          <w:p>
-            <w:pPr>
-              <w:spacing w:line="240" w:lineRule="exact"/>
-            </w:pPr>
-          </w:p>
-          <w:p>
-            <w:pPr>
-              <w:spacing w:line="240" w:lineRule="exact"/>
-            </w:pPr>
-          </w:p>
-          <w:p>
-            <w:pPr>
               <w:spacing w:line="360" w:lineRule="auto"/>
             </w:pPr>
             <w:r>
@@ -2796,6 +3000,42 @@
               </w:rPr>
               <w:t>日</w:t>
             </w:r>
+            <w:r>
+              <w:br/>
+            </w:r>
+          </w:p>
+          <w:p>
+            <w:pPr>
+              <w:spacing w:line="360" w:lineRule="auto"/>
+            </w:pPr>
+          </w:p>
+          <w:p>
+            <w:pPr>
+              <w:spacing w:line="360" w:lineRule="auto"/>
+            </w:pPr>
+          </w:p>
+          <w:p>
+            <w:pPr>
+              <w:spacing w:line="360" w:lineRule="auto"/>
+            </w:pPr>
+          </w:p>
+          <w:p>
+            <w:pPr>
+              <w:spacing w:line="360" w:lineRule="auto"/>
+            </w:pPr>
+          </w:p>
+          <w:p>
+            <w:pPr>
+              <w:spacing w:line="360" w:lineRule="auto"/>
+            </w:pPr>
+          </w:p>
+          <w:p>
+            <w:pPr>
+              <w:spacing w:line="360" w:lineRule="auto"/>
+              <w:rPr>
+                <w:rFonts w:hint="eastAsia"/>
+              </w:rPr>
+            </w:pPr>
           </w:p>
         </w:tc>
       </w:tr>
@@ -3135,6 +3375,95 @@
     </w:lvl>
   </w:abstractNum>
   <w:abstractNum w:abstractNumId="1" w15:restartNumberingAfterBreak="0">
+    <w:nsid w:val="0F142F78"/>
+    <w:multiLevelType w:val="hybridMultilevel"/>
+    <w:tmpl w:val="9036F64C"/>
+    <w:lvl w:ilvl="0" w:tplc="3FAE754E">
+      <w:start w:val="1"/>
+      <w:numFmt w:val="decimal"/>
+      <w:lvlText w:val="%1."/>
+      <w:lvlJc w:val="left"/>
+      <w:pPr>
+        <w:ind w:left="360" w:hanging="360"/>
+      </w:pPr>
+      <w:rPr>
+        <w:rFonts w:hint="default"/>
+      </w:rPr>
+    </w:lvl>
+    <w:lvl w:ilvl="1" w:tplc="04090019" w:tentative="1">
+      <w:start w:val="1"/>
+      <w:numFmt w:val="lowerLetter"/>
+      <w:lvlText w:val="%2)"/>
+      <w:lvlJc w:val="left"/>
+      <w:pPr>
+        <w:ind w:left="880" w:hanging="440"/>
+      </w:pPr>
+    </w:lvl>
+    <w:lvl w:ilvl="2" w:tplc="0409001B" w:tentative="1">
+      <w:start w:val="1"/>
+      <w:numFmt w:val="lowerRoman"/>
+      <w:lvlText w:val="%3."/>
+      <w:lvlJc w:val="right"/>
+      <w:pPr>
+        <w:ind w:left="1320" w:hanging="440"/>
+      </w:pPr>
+    </w:lvl>
+    <w:lvl w:ilvl="3" w:tplc="0409000F" w:tentative="1">
+      <w:start w:val="1"/>
+      <w:numFmt w:val="decimal"/>
+      <w:lvlText w:val="%4."/>
+      <w:lvlJc w:val="left"/>
+      <w:pPr>
+        <w:ind w:left="1760" w:hanging="440"/>
+      </w:pPr>
+    </w:lvl>
+    <w:lvl w:ilvl="4" w:tplc="04090019" w:tentative="1">
+      <w:start w:val="1"/>
+      <w:numFmt w:val="lowerLetter"/>
+      <w:lvlText w:val="%5)"/>
+      <w:lvlJc w:val="left"/>
+      <w:pPr>
+        <w:ind w:left="2200" w:hanging="440"/>
+      </w:pPr>
+    </w:lvl>
+    <w:lvl w:ilvl="5" w:tplc="0409001B" w:tentative="1">
+      <w:start w:val="1"/>
+      <w:numFmt w:val="lowerRoman"/>
+      <w:lvlText w:val="%6."/>
+      <w:lvlJc w:val="right"/>
+      <w:pPr>
+        <w:ind w:left="2640" w:hanging="440"/>
+      </w:pPr>
+    </w:lvl>
+    <w:lvl w:ilvl="6" w:tplc="0409000F" w:tentative="1">
+      <w:start w:val="1"/>
+      <w:numFmt w:val="decimal"/>
+      <w:lvlText w:val="%7."/>
+      <w:lvlJc w:val="left"/>
+      <w:pPr>
+        <w:ind w:left="3080" w:hanging="440"/>
+      </w:pPr>
+    </w:lvl>
+    <w:lvl w:ilvl="7" w:tplc="04090019" w:tentative="1">
+      <w:start w:val="1"/>
+      <w:numFmt w:val="lowerLetter"/>
+      <w:lvlText w:val="%8)"/>
+      <w:lvlJc w:val="left"/>
+      <w:pPr>
+        <w:ind w:left="3520" w:hanging="440"/>
+      </w:pPr>
+    </w:lvl>
+    <w:lvl w:ilvl="8" w:tplc="0409001B" w:tentative="1">
+      <w:start w:val="1"/>
+      <w:numFmt w:val="lowerRoman"/>
+      <w:lvlText w:val="%9."/>
+      <w:lvlJc w:val="right"/>
+      <w:pPr>
+        <w:ind w:left="3960" w:hanging="440"/>
+      </w:pPr>
+    </w:lvl>
+  </w:abstractNum>
+  <w:abstractNum w:abstractNumId="2" w15:restartNumberingAfterBreak="0">
     <w:nsid w:val="10542121"/>
     <w:multiLevelType w:val="multilevel"/>
     <w:tmpl w:val="10542121"/>
@@ -3223,7 +3552,7 @@
       </w:pPr>
     </w:lvl>
   </w:abstractNum>
-  <w:abstractNum w:abstractNumId="2" w15:restartNumberingAfterBreak="0">
+  <w:abstractNum w:abstractNumId="3" w15:restartNumberingAfterBreak="0">
     <w:nsid w:val="1D6D07C2"/>
     <w:multiLevelType w:val="hybridMultilevel"/>
     <w:tmpl w:val="5E42992E"/>
@@ -3312,7 +3641,7 @@
       </w:pPr>
     </w:lvl>
   </w:abstractNum>
-  <w:abstractNum w:abstractNumId="3" w15:restartNumberingAfterBreak="0">
+  <w:abstractNum w:abstractNumId="4" w15:restartNumberingAfterBreak="0">
     <w:nsid w:val="232D3ACB"/>
     <w:multiLevelType w:val="hybridMultilevel"/>
     <w:tmpl w:val="37F4EB9E"/>
@@ -3401,7 +3730,7 @@
       </w:pPr>
     </w:lvl>
   </w:abstractNum>
-  <w:abstractNum w:abstractNumId="4" w15:restartNumberingAfterBreak="0">
+  <w:abstractNum w:abstractNumId="5" w15:restartNumberingAfterBreak="0">
     <w:nsid w:val="609A3E5B"/>
     <w:multiLevelType w:val="hybridMultilevel"/>
     <w:tmpl w:val="EE025740"/>
@@ -3490,7 +3819,7 @@
       </w:pPr>
     </w:lvl>
   </w:abstractNum>
-  <w:abstractNum w:abstractNumId="5" w15:restartNumberingAfterBreak="0">
+  <w:abstractNum w:abstractNumId="6" w15:restartNumberingAfterBreak="0">
     <w:nsid w:val="62BE6211"/>
     <w:multiLevelType w:val="multilevel"/>
     <w:tmpl w:val="62BE6211"/>
@@ -3579,7 +3908,7 @@
       </w:pPr>
     </w:lvl>
   </w:abstractNum>
-  <w:abstractNum w:abstractNumId="6" w15:restartNumberingAfterBreak="0">
+  <w:abstractNum w:abstractNumId="7" w15:restartNumberingAfterBreak="0">
     <w:nsid w:val="747C03CB"/>
     <w:multiLevelType w:val="hybridMultilevel"/>
     <w:tmpl w:val="6154605E"/>
@@ -3692,7 +4021,7 @@
       </w:rPr>
     </w:lvl>
   </w:abstractNum>
-  <w:abstractNum w:abstractNumId="7" w15:restartNumberingAfterBreak="0">
+  <w:abstractNum w:abstractNumId="8" w15:restartNumberingAfterBreak="0">
     <w:nsid w:val="7C4527C3"/>
     <w:multiLevelType w:val="hybridMultilevel"/>
     <w:tmpl w:val="763434C6"/>
@@ -3785,25 +4114,28 @@
     <w:abstractNumId w:val="0"/>
   </w:num>
   <w:num w:numId="2" w16cid:durableId="648633073">
+    <w:abstractNumId w:val="6"/>
+  </w:num>
+  <w:num w:numId="3" w16cid:durableId="1716269406">
+    <w:abstractNumId w:val="2"/>
+  </w:num>
+  <w:num w:numId="4" w16cid:durableId="445123915">
+    <w:abstractNumId w:val="8"/>
+  </w:num>
+  <w:num w:numId="5" w16cid:durableId="1341858048">
+    <w:abstractNumId w:val="7"/>
+  </w:num>
+  <w:num w:numId="6" w16cid:durableId="2110000771">
+    <w:abstractNumId w:val="4"/>
+  </w:num>
+  <w:num w:numId="7" w16cid:durableId="776291444">
     <w:abstractNumId w:val="5"/>
   </w:num>
-  <w:num w:numId="3" w16cid:durableId="1716269406">
-    <w:abstractNumId w:val="1"/>
-  </w:num>
-  <w:num w:numId="4" w16cid:durableId="445123915">
-    <w:abstractNumId w:val="7"/>
-  </w:num>
-  <w:num w:numId="5" w16cid:durableId="1341858048">
-    <w:abstractNumId w:val="6"/>
-  </w:num>
-  <w:num w:numId="6" w16cid:durableId="2110000771">
+  <w:num w:numId="8" w16cid:durableId="472984923">
     <w:abstractNumId w:val="3"/>
   </w:num>
-  <w:num w:numId="7" w16cid:durableId="776291444">
-    <w:abstractNumId w:val="4"/>
-  </w:num>
-  <w:num w:numId="8" w16cid:durableId="472984923">
-    <w:abstractNumId w:val="2"/>
+  <w:num w:numId="9" w16cid:durableId="1220509686">
+    <w:abstractNumId w:val="1"/>
   </w:num>
 </w:numbering>
 </file>
